--- a/vendor/templates/ligums-parstavis-papirs.docx
+++ b/vendor/templates/ligums-parstavis-papirs.docx
@@ -403,6 +403,7 @@
           <w:p>
             <w:pPr>
               <w:suppressAutoHyphens/>
+              <w:jc w:val="center"/>
               <w:rPr>
                 <w:rFonts w:eastAsia="Times New Roman"/>
                 <w:sz w:val="25"/>
@@ -411,6 +412,12 @@
               </w:rPr>
             </w:pPr>
             <w:r>
+              <w:rPr>
+                <w:rFonts w:ascii="Times New Roman" w:hAnsi="Times New Roman" w:cs="Times New Roman" w:eastAsia="Times New Roman"/>
+                <w:b w:val="0"/>
+                <w:i w:val="0"/>
+                <w:sz w:val="25"/>
+              </w:rPr>
               <w:t>{vieta}</w:t>
             </w:r>
           </w:p>
@@ -448,7 +455,9 @@
             </w:pPr>
             <w:r>
               <w:rPr>
-                <w:rFonts w:eastAsia="Times New Roman"/>
+                <w:rFonts w:eastAsia="Times New Roman" w:ascii="Times New Roman" w:hAnsi="Times New Roman" w:cs="Times New Roman"/>
+                <w:b w:val="0"/>
+                <w:i w:val="0"/>
                 <w:sz w:val="25"/>
                 <w:szCs w:val="25"/>
                 <w:lang w:eastAsia="ar-SA"/>
@@ -708,6 +717,7 @@
             <w:pPr>
               <w:suppressAutoHyphens/>
               <w:ind w:right="-119"/>
+              <w:jc w:val="center"/>
               <w:rPr>
                 <w:rFonts w:eastAsia="Times New Roman"/>
                 <w:sz w:val="25"/>
@@ -716,6 +726,12 @@
               </w:rPr>
             </w:pPr>
             <w:r>
+              <w:rPr>
+                <w:rFonts w:ascii="Times New Roman" w:hAnsi="Times New Roman" w:cs="Times New Roman" w:eastAsia="Times New Roman"/>
+                <w:b w:val="0"/>
+                <w:i w:val="0"/>
+                <w:sz w:val="25"/>
+              </w:rPr>
               <w:t>{j_vards}</w:t>
             </w:r>
           </w:p>
@@ -764,6 +780,12 @@
               </w:rPr>
             </w:pPr>
             <w:r>
+              <w:rPr>
+                <w:rFonts w:ascii="Times New Roman" w:hAnsi="Times New Roman" w:cs="Times New Roman" w:eastAsia="Times New Roman"/>
+                <w:b w:val="0"/>
+                <w:i w:val="0"/>
+                <w:sz w:val="25"/>
+              </w:rPr>
               <w:t>{j_pk1}</w:t>
             </w:r>
           </w:p>
@@ -792,6 +814,12 @@
               </w:rPr>
             </w:pPr>
             <w:r>
+              <w:rPr>
+                <w:rFonts w:ascii="Times New Roman" w:hAnsi="Times New Roman" w:cs="Times New Roman" w:eastAsia="Times New Roman"/>
+                <w:b w:val="0"/>
+                <w:i w:val="0"/>
+                <w:sz w:val="25"/>
+              </w:rPr>
               <w:t>{j_pk2}</w:t>
             </w:r>
           </w:p>
@@ -820,6 +848,12 @@
               </w:rPr>
             </w:pPr>
             <w:r>
+              <w:rPr>
+                <w:rFonts w:ascii="Times New Roman" w:hAnsi="Times New Roman" w:cs="Times New Roman" w:eastAsia="Times New Roman"/>
+                <w:b w:val="0"/>
+                <w:i w:val="0"/>
+                <w:sz w:val="25"/>
+              </w:rPr>
               <w:t>{j_pk3}</w:t>
             </w:r>
           </w:p>
@@ -848,6 +882,12 @@
               </w:rPr>
             </w:pPr>
             <w:r>
+              <w:rPr>
+                <w:rFonts w:ascii="Times New Roman" w:hAnsi="Times New Roman" w:cs="Times New Roman" w:eastAsia="Times New Roman"/>
+                <w:b w:val="0"/>
+                <w:i w:val="0"/>
+                <w:sz w:val="25"/>
+              </w:rPr>
               <w:t>{j_pk4}</w:t>
             </w:r>
           </w:p>
@@ -876,6 +916,12 @@
               </w:rPr>
             </w:pPr>
             <w:r>
+              <w:rPr>
+                <w:rFonts w:ascii="Times New Roman" w:hAnsi="Times New Roman" w:cs="Times New Roman" w:eastAsia="Times New Roman"/>
+                <w:b w:val="0"/>
+                <w:i w:val="0"/>
+                <w:sz w:val="25"/>
+              </w:rPr>
               <w:t>{j_pk5}</w:t>
             </w:r>
           </w:p>
@@ -904,6 +950,12 @@
               </w:rPr>
             </w:pPr>
             <w:r>
+              <w:rPr>
+                <w:rFonts w:ascii="Times New Roman" w:hAnsi="Times New Roman" w:cs="Times New Roman" w:eastAsia="Times New Roman"/>
+                <w:b w:val="0"/>
+                <w:i w:val="0"/>
+                <w:sz w:val="25"/>
+              </w:rPr>
               <w:t>{j_pk6}</w:t>
             </w:r>
           </w:p>
@@ -964,6 +1016,12 @@
               </w:rPr>
             </w:pPr>
             <w:r>
+              <w:rPr>
+                <w:rFonts w:ascii="Times New Roman" w:hAnsi="Times New Roman" w:cs="Times New Roman" w:eastAsia="Times New Roman"/>
+                <w:b w:val="0"/>
+                <w:i w:val="0"/>
+                <w:sz w:val="25"/>
+              </w:rPr>
               <w:t>{j_pk7}</w:t>
             </w:r>
           </w:p>
@@ -992,6 +1050,12 @@
               </w:rPr>
             </w:pPr>
             <w:r>
+              <w:rPr>
+                <w:rFonts w:ascii="Times New Roman" w:hAnsi="Times New Roman" w:cs="Times New Roman" w:eastAsia="Times New Roman"/>
+                <w:b w:val="0"/>
+                <w:i w:val="0"/>
+                <w:sz w:val="25"/>
+              </w:rPr>
               <w:t>{j_pk8}</w:t>
             </w:r>
           </w:p>
@@ -1020,6 +1084,12 @@
               </w:rPr>
             </w:pPr>
             <w:r>
+              <w:rPr>
+                <w:rFonts w:ascii="Times New Roman" w:hAnsi="Times New Roman" w:cs="Times New Roman" w:eastAsia="Times New Roman"/>
+                <w:b w:val="0"/>
+                <w:i w:val="0"/>
+                <w:sz w:val="25"/>
+              </w:rPr>
               <w:t>{j_pk9}</w:t>
             </w:r>
           </w:p>
@@ -1048,6 +1118,12 @@
               </w:rPr>
             </w:pPr>
             <w:r>
+              <w:rPr>
+                <w:rFonts w:ascii="Times New Roman" w:hAnsi="Times New Roman" w:cs="Times New Roman" w:eastAsia="Times New Roman"/>
+                <w:b w:val="0"/>
+                <w:i w:val="0"/>
+                <w:sz w:val="25"/>
+              </w:rPr>
               <w:t>{j_pk10}</w:t>
             </w:r>
           </w:p>
@@ -1076,6 +1152,12 @@
               </w:rPr>
             </w:pPr>
             <w:r>
+              <w:rPr>
+                <w:rFonts w:ascii="Times New Roman" w:hAnsi="Times New Roman" w:cs="Times New Roman" w:eastAsia="Times New Roman"/>
+                <w:b w:val="0"/>
+                <w:i w:val="0"/>
+                <w:sz w:val="25"/>
+              </w:rPr>
               <w:t>{j_pk11}</w:t>
             </w:r>
           </w:p>
@@ -1223,6 +1305,7 @@
             <w:pPr>
               <w:suppressAutoHyphens/>
               <w:ind w:left="-108" w:right="-108"/>
+              <w:jc w:val="center"/>
               <w:rPr>
                 <w:rFonts w:eastAsia="Times New Roman"/>
                 <w:sz w:val="25"/>
@@ -1231,6 +1314,12 @@
               </w:rPr>
             </w:pPr>
             <w:r>
+              <w:rPr>
+                <w:rFonts w:ascii="Times New Roman" w:hAnsi="Times New Roman" w:cs="Times New Roman" w:eastAsia="Times New Roman"/>
+                <w:b w:val="0"/>
+                <w:i w:val="0"/>
+                <w:sz w:val="25"/>
+              </w:rPr>
               <w:t>{p_statuss_vards}</w:t>
             </w:r>
           </w:p>
@@ -1279,6 +1368,12 @@
               </w:rPr>
             </w:pPr>
             <w:r>
+              <w:rPr>
+                <w:rFonts w:ascii="Times New Roman" w:hAnsi="Times New Roman" w:cs="Times New Roman" w:eastAsia="Times New Roman"/>
+                <w:b w:val="0"/>
+                <w:i w:val="0"/>
+                <w:sz w:val="25"/>
+              </w:rPr>
               <w:t>{p_pk1}</w:t>
             </w:r>
           </w:p>
@@ -1307,6 +1402,12 @@
               </w:rPr>
             </w:pPr>
             <w:r>
+              <w:rPr>
+                <w:rFonts w:ascii="Times New Roman" w:hAnsi="Times New Roman" w:cs="Times New Roman" w:eastAsia="Times New Roman"/>
+                <w:b w:val="0"/>
+                <w:i w:val="0"/>
+                <w:sz w:val="25"/>
+              </w:rPr>
               <w:t>{p_pk2}</w:t>
             </w:r>
           </w:p>
@@ -1335,6 +1436,12 @@
               </w:rPr>
             </w:pPr>
             <w:r>
+              <w:rPr>
+                <w:rFonts w:ascii="Times New Roman" w:hAnsi="Times New Roman" w:cs="Times New Roman" w:eastAsia="Times New Roman"/>
+                <w:b w:val="0"/>
+                <w:i w:val="0"/>
+                <w:sz w:val="25"/>
+              </w:rPr>
               <w:t>{p_pk3}</w:t>
             </w:r>
           </w:p>
@@ -1363,6 +1470,12 @@
               </w:rPr>
             </w:pPr>
             <w:r>
+              <w:rPr>
+                <w:rFonts w:ascii="Times New Roman" w:hAnsi="Times New Roman" w:cs="Times New Roman" w:eastAsia="Times New Roman"/>
+                <w:b w:val="0"/>
+                <w:i w:val="0"/>
+                <w:sz w:val="25"/>
+              </w:rPr>
               <w:t>{p_pk4}</w:t>
             </w:r>
           </w:p>
@@ -1391,6 +1504,12 @@
               </w:rPr>
             </w:pPr>
             <w:r>
+              <w:rPr>
+                <w:rFonts w:ascii="Times New Roman" w:hAnsi="Times New Roman" w:cs="Times New Roman" w:eastAsia="Times New Roman"/>
+                <w:b w:val="0"/>
+                <w:i w:val="0"/>
+                <w:sz w:val="25"/>
+              </w:rPr>
               <w:t>{p_pk5}</w:t>
             </w:r>
           </w:p>
@@ -1419,6 +1538,12 @@
               </w:rPr>
             </w:pPr>
             <w:r>
+              <w:rPr>
+                <w:rFonts w:ascii="Times New Roman" w:hAnsi="Times New Roman" w:cs="Times New Roman" w:eastAsia="Times New Roman"/>
+                <w:b w:val="0"/>
+                <w:i w:val="0"/>
+                <w:sz w:val="25"/>
+              </w:rPr>
               <w:t>{p_pk6}</w:t>
             </w:r>
           </w:p>
@@ -1479,6 +1604,12 @@
               </w:rPr>
             </w:pPr>
             <w:r>
+              <w:rPr>
+                <w:rFonts w:ascii="Times New Roman" w:hAnsi="Times New Roman" w:cs="Times New Roman" w:eastAsia="Times New Roman"/>
+                <w:b w:val="0"/>
+                <w:i w:val="0"/>
+                <w:sz w:val="25"/>
+              </w:rPr>
               <w:t>{p_pk7}</w:t>
             </w:r>
           </w:p>
@@ -1507,6 +1638,12 @@
               </w:rPr>
             </w:pPr>
             <w:r>
+              <w:rPr>
+                <w:rFonts w:ascii="Times New Roman" w:hAnsi="Times New Roman" w:cs="Times New Roman" w:eastAsia="Times New Roman"/>
+                <w:b w:val="0"/>
+                <w:i w:val="0"/>
+                <w:sz w:val="25"/>
+              </w:rPr>
               <w:t>{p_pk8}</w:t>
             </w:r>
           </w:p>
@@ -1535,6 +1672,12 @@
               </w:rPr>
             </w:pPr>
             <w:r>
+              <w:rPr>
+                <w:rFonts w:ascii="Times New Roman" w:hAnsi="Times New Roman" w:cs="Times New Roman" w:eastAsia="Times New Roman"/>
+                <w:b w:val="0"/>
+                <w:i w:val="0"/>
+                <w:sz w:val="25"/>
+              </w:rPr>
               <w:t>{p_pk9}</w:t>
             </w:r>
           </w:p>
@@ -1563,6 +1706,12 @@
               </w:rPr>
             </w:pPr>
             <w:r>
+              <w:rPr>
+                <w:rFonts w:ascii="Times New Roman" w:hAnsi="Times New Roman" w:cs="Times New Roman" w:eastAsia="Times New Roman"/>
+                <w:b w:val="0"/>
+                <w:i w:val="0"/>
+                <w:sz w:val="25"/>
+              </w:rPr>
               <w:t>{p_pk10}</w:t>
             </w:r>
           </w:p>
@@ -1591,6 +1740,12 @@
               </w:rPr>
             </w:pPr>
             <w:r>
+              <w:rPr>
+                <w:rFonts w:ascii="Times New Roman" w:hAnsi="Times New Roman" w:cs="Times New Roman" w:eastAsia="Times New Roman"/>
+                <w:b w:val="0"/>
+                <w:i w:val="0"/>
+                <w:sz w:val="25"/>
+              </w:rPr>
               <w:t>{p_pk11}</w:t>
             </w:r>
           </w:p>
@@ -4347,7 +4502,7 @@
           <w:szCs w:val="25"/>
           <w:lang w:eastAsia="ar-SA"/>
         </w:rPr>
-        <w:t xml:space="preserve">5.5. Līgums sagatavots divos eksemplāros latviešu valodā uz_ (___________________) lapām. </w:t>
+        <w:t xml:space="preserve">5.5. Līgums sagatavots divos eksemplāros latviešu valodā uz ________ (______________________) lapām. </w:t>
       </w:r>
       <w:r>
         <w:rPr>
@@ -4670,6 +4825,7 @@
               <w:autoSpaceDN w:val="0"/>
               <w:adjustRightInd w:val="0"/>
               <w:spacing w:after="0" w:line="240" w:lineRule="auto"/>
+              <w:jc w:val="center"/>
               <w:rPr>
                 <w:rFonts w:ascii="Times New Roman" w:eastAsia="Calibri" w:hAnsi="Times New Roman" w:cs="Times New Roman"/>
                 <w:color w:val="000000"/>
@@ -4679,6 +4835,12 @@
               </w:rPr>
             </w:pPr>
             <w:r>
+              <w:rPr>
+                <w:rFonts w:ascii="Times New Roman" w:hAnsi="Times New Roman" w:cs="Times New Roman" w:eastAsia="Times New Roman"/>
+                <w:b w:val="0"/>
+                <w:i w:val="0"/>
+                <w:sz w:val="25"/>
+              </w:rPr>
               <w:t>{p_vards_pk}</w:t>
             </w:r>
           </w:p>
@@ -4906,6 +5068,7 @@
               <w:autoSpaceDN w:val="0"/>
               <w:adjustRightInd w:val="0"/>
               <w:spacing w:after="0" w:line="240" w:lineRule="auto"/>
+              <w:jc w:val="center"/>
               <w:rPr>
                 <w:rFonts w:ascii="Times New Roman" w:eastAsia="Calibri" w:hAnsi="Times New Roman" w:cs="Times New Roman"/>
                 <w:color w:val="000000"/>
@@ -4915,6 +5078,12 @@
               </w:rPr>
             </w:pPr>
             <w:r>
+              <w:rPr>
+                <w:rFonts w:ascii="Times New Roman" w:hAnsi="Times New Roman" w:cs="Times New Roman" w:eastAsia="Times New Roman"/>
+                <w:b w:val="0"/>
+                <w:i w:val="0"/>
+                <w:sz w:val="25"/>
+              </w:rPr>
               <w:t>{p_adrese_dekl}</w:t>
             </w:r>
           </w:p>
@@ -5110,6 +5279,7 @@
               <w:autoSpaceDN w:val="0"/>
               <w:adjustRightInd w:val="0"/>
               <w:spacing w:after="0" w:line="240" w:lineRule="auto"/>
+              <w:jc w:val="center"/>
               <w:rPr>
                 <w:rFonts w:ascii="Times New Roman" w:eastAsia="Calibri" w:hAnsi="Times New Roman" w:cs="Times New Roman"/>
                 <w:color w:val="000000"/>
@@ -5119,6 +5289,12 @@
               </w:rPr>
             </w:pPr>
             <w:r>
+              <w:rPr>
+                <w:rFonts w:ascii="Times New Roman" w:hAnsi="Times New Roman" w:cs="Times New Roman" w:eastAsia="Times New Roman"/>
+                <w:b w:val="0"/>
+                <w:i w:val="0"/>
+                <w:sz w:val="25"/>
+              </w:rPr>
               <w:t>{p_adrese_fakt}</w:t>
             </w:r>
           </w:p>
@@ -5247,6 +5423,7 @@
               <w:autoSpaceDN w:val="0"/>
               <w:adjustRightInd w:val="0"/>
               <w:spacing w:after="0" w:line="240" w:lineRule="auto"/>
+              <w:jc w:val="center"/>
               <w:rPr>
                 <w:rFonts w:ascii="Times New Roman" w:eastAsia="Calibri" w:hAnsi="Times New Roman" w:cs="Times New Roman"/>
                 <w:i/>
@@ -5258,8 +5435,9 @@
             </w:pPr>
             <w:r>
               <w:rPr>
-                <w:rFonts w:ascii="Times New Roman" w:eastAsia="Calibri" w:hAnsi="Times New Roman" w:cs="Times New Roman"/>
-                <w:i/>
+                <w:rFonts w:ascii="Times New Roman" w:eastAsia="Times New Roman" w:hAnsi="Times New Roman" w:cs="Times New Roman"/>
+                <w:b w:val="0"/>
+                <w:i w:val="0"/>
                 <w:color w:val="000000"/>
                 <w:sz w:val="25"/>
                 <w:szCs w:val="25"/>
@@ -5480,6 +5658,7 @@
               <w:autoSpaceDN w:val="0"/>
               <w:adjustRightInd w:val="0"/>
               <w:spacing w:after="0" w:line="240" w:lineRule="auto"/>
+              <w:jc w:val="center"/>
               <w:rPr>
                 <w:rFonts w:ascii="Times New Roman" w:eastAsia="Calibri" w:hAnsi="Times New Roman" w:cs="Times New Roman"/>
                 <w:color w:val="000000"/>
@@ -5489,6 +5668,12 @@
               </w:rPr>
             </w:pPr>
             <w:r>
+              <w:rPr>
+                <w:rFonts w:ascii="Times New Roman" w:hAnsi="Times New Roman" w:cs="Times New Roman" w:eastAsia="Times New Roman"/>
+                <w:b w:val="0"/>
+                <w:i w:val="0"/>
+                <w:sz w:val="25"/>
+              </w:rPr>
               <w:t>{i_vards}</w:t>
             </w:r>
           </w:p>
@@ -6054,13 +6239,15 @@
             </w:pPr>
             <w:r>
               <w:rPr>
-                <w:rFonts w:ascii="Times New Roman" w:eastAsia="Calibri" w:hAnsi="Times New Roman" w:cs="Times New Roman"/>
-                <w:color w:val="000000"/>
-                <w:sz w:val="25"/>
-                <w:szCs w:val="25"/>
-                <w:lang w:eastAsia="ar-SA"/>
-              </w:rPr>
-              <w:t>_____. gada ____. ________________</w:t>
+                <w:rFonts w:ascii="Times New Roman" w:eastAsia="Times New Roman" w:hAnsi="Times New Roman" w:cs="Times New Roman"/>
+                <w:b w:val="0"/>
+                <w:i w:val="0"/>
+                <w:color w:val="000000"/>
+                <w:sz w:val="25"/>
+                <w:szCs w:val="25"/>
+                <w:lang w:eastAsia="ar-SA"/>
+              </w:rPr>
+              <w:t>{i_paraksta_datums}</w:t>
             </w:r>
           </w:p>
         </w:tc>

--- a/vendor/templates/ligums-parstavis-papirs.docx
+++ b/vendor/templates/ligums-parstavis-papirs.docx
@@ -5017,7 +5017,7 @@
                 <w:szCs w:val="25"/>
                 <w:lang w:eastAsia="ar-SA"/>
               </w:rPr>
-              <w:t>Tālrunis: {i_talrunis}</w:t>
+              <w:t>Tālrunis: 67335388</w:t>
             </w:r>
           </w:p>
         </w:tc>

--- a/vendor/templates/ligums-parstavis-papirs.docx
+++ b/vendor/templates/ligums-parstavis-papirs.docx
@@ -54,7 +54,7 @@
           </w:tcPr>
           <w:p>
             <w:pPr>
-              <w:jc w:val="both"/>
+              <w:jc w:val="center"/>
               <w:rPr>
                 <w:sz w:val="25"/>
                 <w:szCs w:val="25"/>
@@ -62,6 +62,14 @@
               </w:rPr>
             </w:pPr>
             <w:r>
+              <w:rPr>
+                <w:rFonts w:ascii="Times New Roman" w:hAnsi="Times New Roman" w:cs="Times New Roman" w:eastAsia="Times New Roman"/>
+                <w:b w:val="0"/>
+                <w:i w:val="0"/>
+                <w:color w:val="000000"/>
+                <w:sz w:val="28"/>
+                <w:szCs w:val="24"/>
+              </w:rPr>
               <w:t>{liguma_nr}</w:t>
             </w:r>
           </w:p>
@@ -200,13 +208,21 @@
           </w:tcPr>
           <w:p>
             <w:pPr>
-              <w:jc w:val="left"/>
+              <w:jc w:val="center"/>
               <w:rPr>
                 <w:sz w:val="25"/>
                 <w:szCs w:val="25"/>
               </w:rPr>
             </w:pPr>
             <w:r>
+              <w:rPr>
+                <w:rFonts w:ascii="Times New Roman" w:hAnsi="Times New Roman" w:cs="Times New Roman" w:eastAsia="Times New Roman"/>
+                <w:b w:val="0"/>
+                <w:i w:val="0"/>
+                <w:color w:val="000000"/>
+                <w:sz w:val="25"/>
+                <w:szCs w:val="25"/>
+              </w:rPr>
               <w:t>{vieta}</w:t>
             </w:r>
           </w:p>
@@ -240,8 +256,12 @@
             </w:pPr>
             <w:r>
               <w:rPr>
-                <w:sz w:val="25"/>
-                <w:szCs w:val="25"/>
+                <w:rFonts w:ascii="Times New Roman" w:hAnsi="Times New Roman" w:cs="Times New Roman" w:eastAsia="Times New Roman"/>
+                <w:sz w:val="25"/>
+                <w:szCs w:val="25"/>
+                <w:b w:val="0"/>
+                <w:i w:val="0"/>
+                <w:color w:val="000000"/>
               </w:rPr>
               <w:t>{liguma_datums}</w:t>
             </w:r>
@@ -349,10 +369,14 @@
       <w:proofErr w:type="spellEnd"/>
       <w:r>
         <w:rPr>
-          <w:sz w:val="25"/>
-          <w:szCs w:val="25"/>
-        </w:rPr>
-        <w:t xml:space="preserve"> iela 10/12, Rīga, tā {i_parvalde}.novada nodaļas jaunsargu instruktora {i_vards_gen} personā, kurš(-a) rīkojas pamatojoties uz </w:t>
+          <w:rFonts w:ascii="Times New Roman" w:hAnsi="Times New Roman" w:cs="Times New Roman" w:eastAsia="Times New Roman"/>
+          <w:sz w:val="25"/>
+          <w:szCs w:val="25"/>
+          <w:b w:val="0"/>
+          <w:i w:val="0"/>
+          <w:color w:val="000000"/>
+        </w:rPr>
+        <w:t xml:space="preserve"> iela 10/12, Rīga, tā {i_parvalde}.novada pārvaldes {i_nodala}.nodaļas jaunsargu instruktora {i_vards_gen} personā, kurš(-a) rīkojas pamatojoties uz </w:t>
       </w:r>
       <w:r>
         <w:rPr>
@@ -364,10 +388,14 @@
       </w:r>
       <w:r>
         <w:rPr>
-          <w:sz w:val="25"/>
-          <w:szCs w:val="25"/>
-        </w:rPr>
-        <w:t xml:space="preserve"> 20____.gada____. ______________ rīkojuma Nr._____________ „Par līgumu noslēgšanu „Par bērna un jaunieša dalību </w:t>
+          <w:rFonts w:ascii="Times New Roman" w:hAnsi="Times New Roman" w:cs="Times New Roman" w:eastAsia="Times New Roman"/>
+          <w:sz w:val="25"/>
+          <w:szCs w:val="25"/>
+          <w:b w:val="0"/>
+          <w:i w:val="0"/>
+          <w:color w:val="000000"/>
+        </w:rPr>
+        <w:t xml:space="preserve"> 2021.gada 14.septembra rīkojuma Nr.418 „Par pilnvarojumu jaunsargu instruktoriem slēgt līgumus”</w:t>
       </w:r>
       <w:proofErr w:type="spellStart"/>
       <w:r>
@@ -375,7 +403,7 @@
           <w:sz w:val="25"/>
           <w:szCs w:val="25"/>
         </w:rPr>
-        <w:t>Jaunsardzē</w:t>
+        <w:t/>
       </w:r>
       <w:proofErr w:type="spellEnd"/>
       <w:r>
@@ -383,14 +411,14 @@
           <w:sz w:val="25"/>
           <w:szCs w:val="25"/>
         </w:rPr>
-        <w:t>”</w:t>
-      </w:r>
-      <w:r>
-        <w:rPr>
-          <w:sz w:val="25"/>
-          <w:szCs w:val="25"/>
-        </w:rPr>
-        <w:t>”</w:t>
+        <w:t/>
+      </w:r>
+      <w:r>
+        <w:rPr>
+          <w:sz w:val="25"/>
+          <w:szCs w:val="25"/>
+        </w:rPr>
+        <w:t/>
       </w:r>
       <w:r>
         <w:rPr>
@@ -483,13 +511,21 @@
           <w:p>
             <w:pPr>
               <w:ind w:right="-119"/>
-              <w:jc w:val="left"/>
+              <w:jc w:val="center"/>
               <w:rPr>
                 <w:sz w:val="25"/>
                 <w:szCs w:val="25"/>
               </w:rPr>
             </w:pPr>
             <w:r>
+              <w:rPr>
+                <w:rFonts w:ascii="Times New Roman" w:hAnsi="Times New Roman" w:cs="Times New Roman" w:eastAsia="Times New Roman"/>
+                <w:b w:val="0"/>
+                <w:i w:val="0"/>
+                <w:color w:val="000000"/>
+                <w:sz w:val="25"/>
+                <w:szCs w:val="25"/>
+              </w:rPr>
               <w:t>{j_vards}</w:t>
             </w:r>
           </w:p>
@@ -533,6 +569,14 @@
               </w:rPr>
             </w:pPr>
             <w:r>
+              <w:rPr>
+                <w:rFonts w:ascii="Times New Roman" w:hAnsi="Times New Roman" w:cs="Times New Roman" w:eastAsia="Times New Roman"/>
+                <w:b w:val="0"/>
+                <w:i w:val="0"/>
+                <w:color w:val="000000"/>
+                <w:sz w:val="25"/>
+                <w:szCs w:val="25"/>
+              </w:rPr>
               <w:t>{j_pk1}</w:t>
             </w:r>
           </w:p>
@@ -558,6 +602,14 @@
               </w:rPr>
             </w:pPr>
             <w:r>
+              <w:rPr>
+                <w:rFonts w:ascii="Times New Roman" w:hAnsi="Times New Roman" w:cs="Times New Roman" w:eastAsia="Times New Roman"/>
+                <w:b w:val="0"/>
+                <w:i w:val="0"/>
+                <w:color w:val="000000"/>
+                <w:sz w:val="25"/>
+                <w:szCs w:val="25"/>
+              </w:rPr>
               <w:t>{j_pk2}</w:t>
             </w:r>
           </w:p>
@@ -583,6 +635,14 @@
               </w:rPr>
             </w:pPr>
             <w:r>
+              <w:rPr>
+                <w:rFonts w:ascii="Times New Roman" w:hAnsi="Times New Roman" w:cs="Times New Roman" w:eastAsia="Times New Roman"/>
+                <w:b w:val="0"/>
+                <w:i w:val="0"/>
+                <w:color w:val="000000"/>
+                <w:sz w:val="25"/>
+                <w:szCs w:val="25"/>
+              </w:rPr>
               <w:t>{j_pk3}</w:t>
             </w:r>
           </w:p>
@@ -608,6 +668,14 @@
               </w:rPr>
             </w:pPr>
             <w:r>
+              <w:rPr>
+                <w:rFonts w:ascii="Times New Roman" w:hAnsi="Times New Roman" w:cs="Times New Roman" w:eastAsia="Times New Roman"/>
+                <w:b w:val="0"/>
+                <w:i w:val="0"/>
+                <w:color w:val="000000"/>
+                <w:sz w:val="25"/>
+                <w:szCs w:val="25"/>
+              </w:rPr>
               <w:t>{j_pk4}</w:t>
             </w:r>
           </w:p>
@@ -633,6 +701,14 @@
               </w:rPr>
             </w:pPr>
             <w:r>
+              <w:rPr>
+                <w:rFonts w:ascii="Times New Roman" w:hAnsi="Times New Roman" w:cs="Times New Roman" w:eastAsia="Times New Roman"/>
+                <w:b w:val="0"/>
+                <w:i w:val="0"/>
+                <w:color w:val="000000"/>
+                <w:sz w:val="25"/>
+                <w:szCs w:val="25"/>
+              </w:rPr>
               <w:t>{j_pk5}</w:t>
             </w:r>
           </w:p>
@@ -658,6 +734,14 @@
               </w:rPr>
             </w:pPr>
             <w:r>
+              <w:rPr>
+                <w:rFonts w:ascii="Times New Roman" w:hAnsi="Times New Roman" w:cs="Times New Roman" w:eastAsia="Times New Roman"/>
+                <w:b w:val="0"/>
+                <w:i w:val="0"/>
+                <w:color w:val="000000"/>
+                <w:sz w:val="25"/>
+                <w:szCs w:val="25"/>
+              </w:rPr>
               <w:t>{j_pk6}</w:t>
             </w:r>
           </w:p>
@@ -710,6 +794,14 @@
               </w:rPr>
             </w:pPr>
             <w:r>
+              <w:rPr>
+                <w:rFonts w:ascii="Times New Roman" w:hAnsi="Times New Roman" w:cs="Times New Roman" w:eastAsia="Times New Roman"/>
+                <w:b w:val="0"/>
+                <w:i w:val="0"/>
+                <w:color w:val="000000"/>
+                <w:sz w:val="25"/>
+                <w:szCs w:val="25"/>
+              </w:rPr>
               <w:t>{j_pk7}</w:t>
             </w:r>
           </w:p>
@@ -735,6 +827,14 @@
               </w:rPr>
             </w:pPr>
             <w:r>
+              <w:rPr>
+                <w:rFonts w:ascii="Times New Roman" w:hAnsi="Times New Roman" w:cs="Times New Roman" w:eastAsia="Times New Roman"/>
+                <w:b w:val="0"/>
+                <w:i w:val="0"/>
+                <w:color w:val="000000"/>
+                <w:sz w:val="25"/>
+                <w:szCs w:val="25"/>
+              </w:rPr>
               <w:t>{j_pk8}</w:t>
             </w:r>
           </w:p>
@@ -760,6 +860,14 @@
               </w:rPr>
             </w:pPr>
             <w:r>
+              <w:rPr>
+                <w:rFonts w:ascii="Times New Roman" w:hAnsi="Times New Roman" w:cs="Times New Roman" w:eastAsia="Times New Roman"/>
+                <w:b w:val="0"/>
+                <w:i w:val="0"/>
+                <w:color w:val="000000"/>
+                <w:sz w:val="25"/>
+                <w:szCs w:val="25"/>
+              </w:rPr>
               <w:t>{j_pk9}</w:t>
             </w:r>
           </w:p>
@@ -785,6 +893,14 @@
               </w:rPr>
             </w:pPr>
             <w:r>
+              <w:rPr>
+                <w:rFonts w:ascii="Times New Roman" w:hAnsi="Times New Roman" w:cs="Times New Roman" w:eastAsia="Times New Roman"/>
+                <w:b w:val="0"/>
+                <w:i w:val="0"/>
+                <w:color w:val="000000"/>
+                <w:sz w:val="25"/>
+                <w:szCs w:val="25"/>
+              </w:rPr>
               <w:t>{j_pk10}</w:t>
             </w:r>
           </w:p>
@@ -810,6 +926,14 @@
               </w:rPr>
             </w:pPr>
             <w:r>
+              <w:rPr>
+                <w:rFonts w:ascii="Times New Roman" w:hAnsi="Times New Roman" w:cs="Times New Roman" w:eastAsia="Times New Roman"/>
+                <w:b w:val="0"/>
+                <w:i w:val="0"/>
+                <w:color w:val="000000"/>
+                <w:sz w:val="25"/>
+                <w:szCs w:val="25"/>
+              </w:rPr>
               <w:t>{j_pk11}</w:t>
             </w:r>
           </w:p>
@@ -938,13 +1062,21 @@
           <w:p>
             <w:pPr>
               <w:ind w:left="-108" w:right="-108"/>
-              <w:jc w:val="left"/>
+              <w:jc w:val="center"/>
               <w:rPr>
                 <w:sz w:val="25"/>
                 <w:szCs w:val="25"/>
               </w:rPr>
             </w:pPr>
             <w:r>
+              <w:rPr>
+                <w:rFonts w:ascii="Times New Roman" w:hAnsi="Times New Roman" w:cs="Times New Roman" w:eastAsia="Times New Roman"/>
+                <w:b w:val="0"/>
+                <w:i w:val="0"/>
+                <w:color w:val="000000"/>
+                <w:sz w:val="25"/>
+                <w:szCs w:val="25"/>
+              </w:rPr>
               <w:t>{p_statuss_vards}</w:t>
             </w:r>
           </w:p>
@@ -988,6 +1120,14 @@
               </w:rPr>
             </w:pPr>
             <w:r>
+              <w:rPr>
+                <w:rFonts w:ascii="Times New Roman" w:hAnsi="Times New Roman" w:cs="Times New Roman" w:eastAsia="Times New Roman"/>
+                <w:b w:val="0"/>
+                <w:i w:val="0"/>
+                <w:color w:val="000000"/>
+                <w:sz w:val="25"/>
+                <w:szCs w:val="25"/>
+              </w:rPr>
               <w:t>{p_pk1}</w:t>
             </w:r>
           </w:p>
@@ -1013,6 +1153,14 @@
               </w:rPr>
             </w:pPr>
             <w:r>
+              <w:rPr>
+                <w:rFonts w:ascii="Times New Roman" w:hAnsi="Times New Roman" w:cs="Times New Roman" w:eastAsia="Times New Roman"/>
+                <w:b w:val="0"/>
+                <w:i w:val="0"/>
+                <w:color w:val="000000"/>
+                <w:sz w:val="25"/>
+                <w:szCs w:val="25"/>
+              </w:rPr>
               <w:t>{p_pk2}</w:t>
             </w:r>
           </w:p>
@@ -1038,6 +1186,14 @@
               </w:rPr>
             </w:pPr>
             <w:r>
+              <w:rPr>
+                <w:rFonts w:ascii="Times New Roman" w:hAnsi="Times New Roman" w:cs="Times New Roman" w:eastAsia="Times New Roman"/>
+                <w:b w:val="0"/>
+                <w:i w:val="0"/>
+                <w:color w:val="000000"/>
+                <w:sz w:val="25"/>
+                <w:szCs w:val="25"/>
+              </w:rPr>
               <w:t>{p_pk3}</w:t>
             </w:r>
           </w:p>
@@ -1063,6 +1219,14 @@
               </w:rPr>
             </w:pPr>
             <w:r>
+              <w:rPr>
+                <w:rFonts w:ascii="Times New Roman" w:hAnsi="Times New Roman" w:cs="Times New Roman" w:eastAsia="Times New Roman"/>
+                <w:b w:val="0"/>
+                <w:i w:val="0"/>
+                <w:color w:val="000000"/>
+                <w:sz w:val="25"/>
+                <w:szCs w:val="25"/>
+              </w:rPr>
               <w:t>{p_pk4}</w:t>
             </w:r>
           </w:p>
@@ -1088,6 +1252,14 @@
               </w:rPr>
             </w:pPr>
             <w:r>
+              <w:rPr>
+                <w:rFonts w:ascii="Times New Roman" w:hAnsi="Times New Roman" w:cs="Times New Roman" w:eastAsia="Times New Roman"/>
+                <w:b w:val="0"/>
+                <w:i w:val="0"/>
+                <w:color w:val="000000"/>
+                <w:sz w:val="25"/>
+                <w:szCs w:val="25"/>
+              </w:rPr>
               <w:t>{p_pk5}</w:t>
             </w:r>
           </w:p>
@@ -1113,6 +1285,14 @@
               </w:rPr>
             </w:pPr>
             <w:r>
+              <w:rPr>
+                <w:rFonts w:ascii="Times New Roman" w:hAnsi="Times New Roman" w:cs="Times New Roman" w:eastAsia="Times New Roman"/>
+                <w:b w:val="0"/>
+                <w:i w:val="0"/>
+                <w:color w:val="000000"/>
+                <w:sz w:val="25"/>
+                <w:szCs w:val="25"/>
+              </w:rPr>
               <w:t>{p_pk6}</w:t>
             </w:r>
           </w:p>
@@ -1165,6 +1345,14 @@
               </w:rPr>
             </w:pPr>
             <w:r>
+              <w:rPr>
+                <w:rFonts w:ascii="Times New Roman" w:hAnsi="Times New Roman" w:cs="Times New Roman" w:eastAsia="Times New Roman"/>
+                <w:b w:val="0"/>
+                <w:i w:val="0"/>
+                <w:color w:val="000000"/>
+                <w:sz w:val="25"/>
+                <w:szCs w:val="25"/>
+              </w:rPr>
               <w:t>{p_pk7}</w:t>
             </w:r>
           </w:p>
@@ -1190,6 +1378,14 @@
               </w:rPr>
             </w:pPr>
             <w:r>
+              <w:rPr>
+                <w:rFonts w:ascii="Times New Roman" w:hAnsi="Times New Roman" w:cs="Times New Roman" w:eastAsia="Times New Roman"/>
+                <w:b w:val="0"/>
+                <w:i w:val="0"/>
+                <w:color w:val="000000"/>
+                <w:sz w:val="25"/>
+                <w:szCs w:val="25"/>
+              </w:rPr>
               <w:t>{p_pk8}</w:t>
             </w:r>
           </w:p>
@@ -1215,6 +1411,14 @@
               </w:rPr>
             </w:pPr>
             <w:r>
+              <w:rPr>
+                <w:rFonts w:ascii="Times New Roman" w:hAnsi="Times New Roman" w:cs="Times New Roman" w:eastAsia="Times New Roman"/>
+                <w:b w:val="0"/>
+                <w:i w:val="0"/>
+                <w:color w:val="000000"/>
+                <w:sz w:val="25"/>
+                <w:szCs w:val="25"/>
+              </w:rPr>
               <w:t>{p_pk9}</w:t>
             </w:r>
           </w:p>
@@ -1240,6 +1444,14 @@
               </w:rPr>
             </w:pPr>
             <w:r>
+              <w:rPr>
+                <w:rFonts w:ascii="Times New Roman" w:hAnsi="Times New Roman" w:cs="Times New Roman" w:eastAsia="Times New Roman"/>
+                <w:b w:val="0"/>
+                <w:i w:val="0"/>
+                <w:color w:val="000000"/>
+                <w:sz w:val="25"/>
+                <w:szCs w:val="25"/>
+              </w:rPr>
               <w:t>{p_pk10}</w:t>
             </w:r>
           </w:p>
@@ -1265,6 +1477,14 @@
               </w:rPr>
             </w:pPr>
             <w:r>
+              <w:rPr>
+                <w:rFonts w:ascii="Times New Roman" w:hAnsi="Times New Roman" w:cs="Times New Roman" w:eastAsia="Times New Roman"/>
+                <w:b w:val="0"/>
+                <w:i w:val="0"/>
+                <w:color w:val="000000"/>
+                <w:sz w:val="25"/>
+                <w:szCs w:val="25"/>
+              </w:rPr>
               <w:t>{p_pk11}</w:t>
             </w:r>
           </w:p>
@@ -1678,10 +1898,14 @@
       </w:pPr>
       <w:r>
         <w:rPr>
-          <w:sz w:val="25"/>
-          <w:szCs w:val="25"/>
-        </w:rPr>
-        <w:t xml:space="preserve">2.1.3. katra mācību gada sākumā iesniegt jaunsargu instruktoram ģimenes ārsta izziņu (veidlapa 027/u), kas attiecīgajā mācību gadā atļauj bērnam piedalīties Centra organizētajos </w:t>
+          <w:rFonts w:ascii="Times New Roman" w:hAnsi="Times New Roman" w:cs="Times New Roman" w:eastAsia="Times New Roman"/>
+          <w:sz w:val="25"/>
+          <w:szCs w:val="25"/>
+          <w:b w:val="0"/>
+          <w:i w:val="0"/>
+          <w:color w:val="000000"/>
+        </w:rPr>
+        <w:t xml:space="preserve">2.1.3. iesniegt jaunsargu instruktoram ģimenes ārsta izziņu (veidlapa 027/u), kas ir derīga 12 mēnešus no tās izsniegšanas dienas un atļauj bērnam piedalīties Centra organizētajos </w:t>
       </w:r>
       <w:r>
         <w:rPr>
@@ -2678,28 +2902,28 @@
           <w:sz w:val="25"/>
           <w:szCs w:val="25"/>
         </w:rPr>
-        <w:t xml:space="preserve">3.2.2.4. Likumiskais pārstāvis attiecīgajā gadā līdz </w:t>
-      </w:r>
-      <w:r>
-        <w:rPr>
-          <w:sz w:val="25"/>
-          <w:szCs w:val="25"/>
-        </w:rPr>
-        <w:t>mācību gada sākum</w:t>
-      </w:r>
-      <w:r>
-        <w:rPr>
-          <w:sz w:val="25"/>
-          <w:szCs w:val="25"/>
-        </w:rPr>
-        <w:t>am</w:t>
-      </w:r>
-      <w:r>
-        <w:rPr>
-          <w:sz w:val="25"/>
-          <w:szCs w:val="25"/>
-        </w:rPr>
-        <w:t xml:space="preserve"> </w:t>
+        <w:t xml:space="preserve">3.2.2.4. Likumiskais pārstāvis </w:t>
+      </w:r>
+      <w:r>
+        <w:rPr>
+          <w:sz w:val="25"/>
+          <w:szCs w:val="25"/>
+        </w:rPr>
+        <w:t/>
+      </w:r>
+      <w:r>
+        <w:rPr>
+          <w:sz w:val="25"/>
+          <w:szCs w:val="25"/>
+        </w:rPr>
+        <w:t/>
+      </w:r>
+      <w:r>
+        <w:rPr>
+          <w:sz w:val="25"/>
+          <w:szCs w:val="25"/>
+        </w:rPr>
+        <w:t xml:space="preserve"/>
       </w:r>
       <w:r>
         <w:rPr>
@@ -2710,10 +2934,14 @@
       </w:r>
       <w:r>
         <w:rPr>
-          <w:sz w:val="25"/>
-          <w:szCs w:val="25"/>
-        </w:rPr>
-        <w:t>ģimenes ārsta izziņu (veidlapa 027/u), kas attiecīgajā mācību gadā atļauj bērnam piedalīties Centra organizētajos pasākumos un mācību nodarbībās</w:t>
+          <w:rFonts w:ascii="Times New Roman" w:hAnsi="Times New Roman" w:cs="Times New Roman" w:eastAsia="Times New Roman"/>
+          <w:sz w:val="25"/>
+          <w:szCs w:val="25"/>
+          <w:b w:val="0"/>
+          <w:i w:val="0"/>
+          <w:color w:val="000000"/>
+        </w:rPr>
+        <w:t>ģimenes ārsta izziņu (veidlapa 027/u), kas ir derīga 12 mēnešus no tās izsniegšanas dienas un atļauj bērnam piedalīties Centra organizētajos pasākumos un mācību nodarbībās</w:t>
       </w:r>
       <w:r>
         <w:rPr>
@@ -3122,10 +3350,14 @@
       </w:pPr>
       <w:r>
         <w:rPr>
-          <w:sz w:val="25"/>
-          <w:szCs w:val="25"/>
-        </w:rPr>
-        <w:t>4.4.2. Likumiskais pārstāvis nav iesniedzis Centrā ģimenes ārsta izziņu (veidlapa 027/u), kas attiecīgajā mācību gadā atļauj piedalīties centra organizētajos pasākumos un nodarbībās</w:t>
+          <w:rFonts w:ascii="Times New Roman" w:hAnsi="Times New Roman" w:cs="Times New Roman" w:eastAsia="Times New Roman"/>
+          <w:sz w:val="25"/>
+          <w:szCs w:val="25"/>
+          <w:b w:val="0"/>
+          <w:i w:val="0"/>
+          <w:color w:val="000000"/>
+        </w:rPr>
+        <w:t>4.4.2. Likumiskais pārstāvis nav iesniedzis Centrā ģimenes ārsta izziņu (veidlapa 027/u), kas ir derīga 12 mēnešus no tās izsniegšanas dienas un atļauj piedalīties centra organizētajos pasākumos un nodarbībās</w:t>
       </w:r>
       <w:r>
         <w:rPr>
@@ -4197,8 +4429,17 @@
                 <w:sz w:val="25"/>
                 <w:szCs w:val="25"/>
               </w:rPr>
+              <w:jc w:val="center"/>
             </w:pPr>
             <w:r>
+              <w:rPr>
+                <w:rFonts w:ascii="Times New Roman" w:hAnsi="Times New Roman" w:cs="Times New Roman" w:eastAsia="Times New Roman"/>
+                <w:b w:val="0"/>
+                <w:i w:val="0"/>
+                <w:color w:val="000000"/>
+                <w:sz w:val="25"/>
+                <w:szCs w:val="25"/>
+              </w:rPr>
               <w:t>{p_vards_pk}</w:t>
             </w:r>
           </w:p>
@@ -4401,8 +4642,17 @@
                 <w:sz w:val="25"/>
                 <w:szCs w:val="25"/>
               </w:rPr>
+              <w:jc w:val="center"/>
             </w:pPr>
             <w:r>
+              <w:rPr>
+                <w:rFonts w:ascii="Times New Roman" w:hAnsi="Times New Roman" w:cs="Times New Roman" w:eastAsia="Times New Roman"/>
+                <w:b w:val="0"/>
+                <w:i w:val="0"/>
+                <w:color w:val="000000"/>
+                <w:sz w:val="25"/>
+                <w:szCs w:val="25"/>
+              </w:rPr>
               <w:t>{p_adrese_dekl}</w:t>
             </w:r>
           </w:p>
@@ -4585,8 +4835,17 @@
                 <w:sz w:val="25"/>
                 <w:szCs w:val="25"/>
               </w:rPr>
+              <w:jc w:val="center"/>
             </w:pPr>
             <w:r>
+              <w:rPr>
+                <w:rFonts w:ascii="Times New Roman" w:hAnsi="Times New Roman" w:cs="Times New Roman" w:eastAsia="Times New Roman"/>
+                <w:b w:val="0"/>
+                <w:i w:val="0"/>
+                <w:color w:val="000000"/>
+                <w:sz w:val="25"/>
+                <w:szCs w:val="25"/>
+              </w:rPr>
               <w:t>{p_adrese_fakt}</w:t>
             </w:r>
           </w:p>
@@ -4710,28 +4969,17 @@
                 <w:sz w:val="25"/>
                 <w:szCs w:val="25"/>
               </w:rPr>
+              <w:jc w:val="center"/>
             </w:pPr>
             <w:r>
               <w:rPr>
-                <w:rFonts w:eastAsia="Calibri"/>
-                <w:i/>
-                <w:color w:val="000000"/>
-                <w:sz w:val="25"/>
-                <w:szCs w:val="25"/>
-              </w:rPr>
-              <w:tab/>
-            </w:r>
-            <w:r>
-              <w:rPr>
-                <w:rFonts w:eastAsia="Calibri"/>
-                <w:i/>
-                <w:color w:val="000000"/>
-                <w:sz w:val="25"/>
-                <w:szCs w:val="25"/>
-              </w:rPr>
-              <w:tab/>
-            </w:r>
-            <w:r>
+                <w:rFonts w:ascii="Times New Roman" w:hAnsi="Times New Roman" w:cs="Times New Roman" w:eastAsia="Times New Roman"/>
+                <w:b w:val="0"/>
+                <w:i w:val="0"/>
+                <w:color w:val="000000"/>
+                <w:sz w:val="25"/>
+                <w:szCs w:val="25"/>
+              </w:rPr>
               <w:t>{i_amats}</w:t>
             </w:r>
           </w:p>
@@ -4787,10 +5035,12 @@
             </w:pPr>
             <w:r>
               <w:rPr>
-                <w:rFonts w:eastAsia="Calibri"/>
-                <w:color w:val="000000"/>
-                <w:sz w:val="25"/>
-                <w:szCs w:val="25"/>
+                <w:rFonts w:eastAsia="Times New Roman" w:ascii="Times New Roman" w:hAnsi="Times New Roman" w:cs="Times New Roman"/>
+                <w:color w:val="000000"/>
+                <w:sz w:val="25"/>
+                <w:szCs w:val="25"/>
+                <w:b w:val="0"/>
+                <w:i w:val="0"/>
               </w:rPr>
               <w:t xml:space="preserve">Tālrunis: {p_talrunis} </w:t>
             </w:r>
@@ -4888,10 +5138,12 @@
             </w:pPr>
             <w:r>
               <w:rPr>
-                <w:rFonts w:eastAsia="Calibri"/>
-                <w:color w:val="000000"/>
-                <w:sz w:val="25"/>
-                <w:szCs w:val="25"/>
+                <w:rFonts w:eastAsia="Times New Roman" w:ascii="Times New Roman" w:hAnsi="Times New Roman" w:cs="Times New Roman"/>
+                <w:color w:val="000000"/>
+                <w:sz w:val="25"/>
+                <w:szCs w:val="25"/>
+                <w:b w:val="0"/>
+                <w:i w:val="0"/>
               </w:rPr>
               <w:t xml:space="preserve">e-pasts: {p_epasts} </w:t>
             </w:r>
@@ -4925,8 +5177,17 @@
                 <w:szCs w:val="25"/>
                 <w:lang w:val="en-US"/>
               </w:rPr>
+              <w:jc w:val="center"/>
             </w:pPr>
             <w:r>
+              <w:rPr>
+                <w:rFonts w:ascii="Times New Roman" w:hAnsi="Times New Roman" w:cs="Times New Roman" w:eastAsia="Times New Roman"/>
+                <w:b w:val="0"/>
+                <w:i w:val="0"/>
+                <w:color w:val="000000"/>
+                <w:sz w:val="25"/>
+                <w:szCs w:val="25"/>
+              </w:rPr>
               <w:t>{i_vards}</w:t>
             </w:r>
           </w:p>
@@ -5105,10 +5366,12 @@
             </w:pPr>
             <w:r>
               <w:rPr>
-                <w:rFonts w:eastAsia="Calibri"/>
-                <w:color w:val="000000"/>
-                <w:sz w:val="25"/>
-                <w:szCs w:val="25"/>
+                <w:rFonts w:eastAsia="Times New Roman" w:ascii="Times New Roman" w:hAnsi="Times New Roman" w:cs="Times New Roman"/>
+                <w:color w:val="000000"/>
+                <w:sz w:val="25"/>
+                <w:szCs w:val="25"/>
+                <w:b w:val="0"/>
+                <w:i w:val="0"/>
               </w:rPr>
               <w:t>Tālrunis: {i_talrunis}</w:t>
             </w:r>
@@ -5164,10 +5427,12 @@
             </w:pPr>
             <w:r>
               <w:rPr>
-                <w:rFonts w:eastAsia="Calibri"/>
-                <w:color w:val="000000"/>
-                <w:sz w:val="25"/>
-                <w:szCs w:val="25"/>
+                <w:rFonts w:eastAsia="Times New Roman" w:ascii="Times New Roman" w:hAnsi="Times New Roman" w:cs="Times New Roman"/>
+                <w:color w:val="000000"/>
+                <w:sz w:val="25"/>
+                <w:szCs w:val="25"/>
+                <w:b w:val="0"/>
+                <w:i w:val="0"/>
               </w:rPr>
               <w:t>Bērna tālruņa numurs: {j_talrunis}</w:t>
             </w:r>
@@ -5204,10 +5469,12 @@
             </w:pPr>
             <w:r>
               <w:rPr>
-                <w:rFonts w:eastAsia="Calibri"/>
-                <w:color w:val="000000"/>
-                <w:sz w:val="25"/>
-                <w:szCs w:val="25"/>
+                <w:rFonts w:eastAsia="Times New Roman" w:ascii="Times New Roman" w:hAnsi="Times New Roman" w:cs="Times New Roman"/>
+                <w:color w:val="000000"/>
+                <w:sz w:val="25"/>
+                <w:szCs w:val="25"/>
+                <w:b w:val="0"/>
+                <w:i w:val="0"/>
               </w:rPr>
               <w:t xml:space="preserve">e-pasts: {i_epasts} </w:t>
             </w:r>
@@ -5263,10 +5530,12 @@
             </w:pPr>
             <w:r>
               <w:rPr>
-                <w:rFonts w:eastAsia="Calibri"/>
-                <w:color w:val="000000"/>
-                <w:sz w:val="25"/>
-                <w:szCs w:val="25"/>
+                <w:rFonts w:eastAsia="Times New Roman" w:ascii="Times New Roman" w:hAnsi="Times New Roman" w:cs="Times New Roman"/>
+                <w:color w:val="000000"/>
+                <w:sz w:val="25"/>
+                <w:szCs w:val="25"/>
+                <w:b w:val="0"/>
+                <w:i w:val="0"/>
               </w:rPr>
               <w:t>Bērna e-pasts: {j_epasts}</w:t>
             </w:r>
@@ -5404,7 +5673,7 @@
                 <w:sz w:val="12"/>
                 <w:szCs w:val="12"/>
               </w:rPr>
-              <w:t>(paraksts) {i_paraksta_datums}</w:t>
+              <w:t>(paraksts)</w:t>
             </w:r>
           </w:p>
           <w:p>
@@ -5436,12 +5705,14 @@
             </w:pPr>
             <w:r>
               <w:rPr>
-                <w:rFonts w:eastAsia="Calibri"/>
-                <w:color w:val="000000"/>
-                <w:sz w:val="25"/>
-                <w:szCs w:val="25"/>
-              </w:rPr>
-              <w:t/>
+                <w:rFonts w:eastAsia="Times New Roman" w:ascii="Times New Roman" w:hAnsi="Times New Roman" w:cs="Times New Roman"/>
+                <w:color w:val="000000"/>
+                <w:sz w:val="25"/>
+                <w:szCs w:val="25"/>
+                <w:b w:val="0"/>
+                <w:i w:val="0"/>
+              </w:rPr>
+              <w:t>{i_paraksta_datums}</w:t>
             </w:r>
           </w:p>
         </w:tc>
@@ -5652,7 +5923,7 @@
 </file>
 
 <file path=word/header1.xml><?xml version="1.0" encoding="utf-8"?>
-<w:hdr xmlns:wpc="http://schemas.microsoft.com/office/word/2010/wordprocessingCanvas" xmlns:cx="http://schemas.microsoft.com/office/drawing/2014/chartex" xmlns:cx1="http://schemas.microsoft.com/office/drawing/2015/9/8/chartex" xmlns:cx2="http://schemas.microsoft.com/office/drawing/2015/10/21/chartex" xmlns:cx3="http://schemas.microsoft.com/office/drawing/2016/5/9/chartex" xmlns:cx4="http://schemas.microsoft.com/office/drawing/2016/5/10/chartex" xmlns:cx5="http://schemas.microsoft.com/office/drawing/2016/5/11/chartex" xmlns:cx6="http://schemas.microsoft.com/office/drawing/2016/5/12/chartex" xmlns:cx7="http://schemas.microsoft.com/office/drawing/2016/5/13/chartex" xmlns:cx8="http://schemas.microsoft.com/office/drawing/2016/5/14/chartex" xmlns:mc="http://schemas.openxmlformats.org/markup-compatibility/2006" xmlns:aink="http://schemas.microsoft.com/office/drawing/2016/ink" xmlns:am3d="http://schemas.microsoft.com/office/drawing/2017/model3d" xmlns:o="urn:schemas-microsoft-com:office:office" xmlns:r="http://schemas.openxmlformats.org/officeDocument/2006/relationships" xmlns:m="http://schemas.openxmlformats.org/officeDocument/2006/math" xmlns:v="urn:schemas-microsoft-com:vml" xmlns:wp14="http://schemas.microsoft.com/office/word/2010/wordprocessingDrawing" xmlns:wp="http://schemas.openxmlformats.org/drawingml/2006/wordprocessingDrawing" xmlns:w10="urn:schemas-microsoft-com:office:word" xmlns:w="http://schemas.openxmlformats.org/wordprocessingml/2006/main" xmlns:w14="http://schemas.microsoft.com/office/word/2010/wordml" xmlns:w15="http://schemas.microsoft.com/office/word/2012/wordml" xmlns:w16cid="http://schemas.microsoft.com/office/word/2016/wordml/cid" xmlns:w16se="http://schemas.microsoft.com/office/word/2015/wordml/symex" xmlns:wpg="http://schemas.microsoft.com/office/word/2010/wordprocessingGroup" xmlns:wpi="http://schemas.microsoft.com/office/word/2010/wordprocessingInk" xmlns:wne="http://schemas.microsoft.com/office/word/2006/wordml" xmlns:wps="http://schemas.microsoft.com/office/word/2010/wordprocessingShape" mc:Ignorable="w14 w15 w16se w16cid wp14">
+<w:hdr xmlns:mc="http://schemas.openxmlformats.org/markup-compatibility/2006" xmlns:w="http://schemas.openxmlformats.org/wordprocessingml/2006/main" mc:Ignorable="w14 w15 w16se w16cid wp14">
   <w:p>
     <w:pPr>
       <w:jc w:val="right"/>
@@ -5760,6 +6031,26 @@
         <w:szCs w:val="20"/>
       </w:rPr>
       <w:t>”</w:t>
+    </w:r>
+  </w:p>
+  <w:p>
+    <w:pPr>
+      <w:jc w:val="right"/>
+      <w:rPr>
+        <w:sz w:val="20"/>
+        <w:szCs w:val="20"/>
+      </w:rPr>
+    </w:pPr>
+    <w:r>
+      <w:rPr>
+        <w:rFonts w:ascii="Times New Roman" w:hAnsi="Times New Roman" w:cs="Times New Roman" w:eastAsia="Times New Roman"/>
+        <w:b w:val="0"/>
+        <w:i w:val="0"/>
+        <w:color w:val="000000"/>
+        <w:sz w:val="20"/>
+        <w:szCs w:val="20"/>
+      </w:rPr>
+      <w:t>ar grozījumiem, kas izdarīti ar 2026.gada 15.oktobra noteikumiem Nr.7-NOT</w:t>
     </w:r>
   </w:p>
 </w:hdr>

--- a/vendor/templates/ligums-parstavis-papirs.docx
+++ b/vendor/templates/ligums-parstavis-papirs.docx
@@ -1502,10 +1502,10 @@
               <ns0:ind ns0:left="-108" ns0:right="-119"/>
               <ns0:jc ns0:val="center"/>
               <ns0:rPr>
-                <ns0:rFonts ns0:eastAsia="Times New Roman"/>
-                <ns0:i/>
-                <ns0:sz ns0:val="12"/>
-                <ns0:szCs ns0:val="12"/>
+                <ns0:rFonts ns0:ascii="Times New Roman" ns0:hAnsi="Times New Roman" ns0:cs="Times New Roman" ns0:eastAsia="Times New Roman"/>
+                <ns0:i ns0:val="0"/>
+                <ns0:sz ns0:val="25"/>
+                <ns0:szCs ns0:val="25"/>
               </ns0:rPr>
             </ns0:pPr>
             <ns0:r>
@@ -1520,12 +1520,14 @@
             </ns0:r>
             <ns0:r>
               <ns0:rPr>
-                <ns0:rFonts ns0:eastAsia="Times New Roman"/>
-                <ns0:i/>
-                <ns0:sz ns0:val="12"/>
-                <ns0:szCs ns0:val="12"/>
-              </ns0:rPr>
-              <ns0:t>________________________________________________________</ns0:t>
+                <ns0:rFonts ns0:ascii="Times New Roman" ns0:hAnsi="Times New Roman" ns0:cs="Times New Roman" ns0:eastAsia="Times New Roman"/>
+                <ns0:i ns0:val="0"/>
+                <ns0:b ns0:val="0"/>
+                <ns0:color ns0:val="000000"/>
+                <ns0:sz ns0:val="25"/>
+                <ns0:szCs ns0:val="25"/>
+              </ns0:rPr>
+              <ns0:t>{j_dzimsanas_datums}</ns0:t>
             </ns0:r>
           </ns0:p>
           <ns0:p ns2:paraId="6224083F" ns2:textId="41F73C19" ns0:rsidR="00AC32A3" ns0:rsidRDefault="00925F2E" ns0:rsidP="00AC32A3">

--- a/vendor/templates/ligums-parstavis-papirs.docx
+++ b/vendor/templates/ligums-parstavis-papirs.docx
@@ -5736,6 +5736,7 @@
           </ns0:tcPr>
           <ns0:p ns2:paraId="60A7AB59" ns2:textId="77777777" ns0:rsidR="00AC32A3" ns0:rsidRPr="004C3CB1" ns0:rsidRDefault="00925F2E" ns0:rsidP="00AA3A7E">
             <ns0:pPr>
+              <ns0:jc ns0:val="left"/>
               <ns0:autoSpaceDE ns0:val="0"/>
               <ns0:autoSpaceDN ns0:val="0"/>
               <ns0:adjustRightInd ns0:val="0"/>
@@ -5760,6 +5761,7 @@
           </ns0:p>
           <ns0:p ns2:paraId="1B65608F" ns2:textId="77777777" ns0:rsidR="00AC32A3" ns0:rsidRPr="004C3CB1" ns0:rsidRDefault="00AC32A3" ns0:rsidP="00AA3A7E">
             <ns0:pPr>
+              <ns0:jc ns0:val="left"/>
               <ns0:autoSpaceDE ns0:val="0"/>
               <ns0:autoSpaceDN ns0:val="0"/>
               <ns0:adjustRightInd ns0:val="0"/>
@@ -5785,6 +5787,7 @@
           </ns0:tcPr>
           <ns0:p ns2:paraId="1B35FEA8" ns2:textId="77777777" ns0:rsidR="00AC32A3" ns0:rsidRPr="004C3CB1" ns0:rsidRDefault="00AC32A3" ns0:rsidP="00AA3A7E">
             <ns0:pPr>
+              <ns0:jc ns0:val="left"/>
               <ns0:autoSpaceDE ns0:val="0"/>
               <ns0:autoSpaceDN ns0:val="0"/>
               <ns0:adjustRightInd ns0:val="0"/>
@@ -5799,6 +5802,7 @@
           </ns0:p>
           <ns0:p ns2:paraId="0177290F" ns2:textId="77777777" ns0:rsidR="00AC32A3" ns0:rsidRPr="004C3CB1" ns0:rsidRDefault="00AC32A3" ns0:rsidP="00AA3A7E">
             <ns0:pPr>
+              <ns0:jc ns0:val="left"/>
               <ns0:autoSpaceDE ns0:val="0"/>
               <ns0:autoSpaceDN ns0:val="0"/>
               <ns0:adjustRightInd ns0:val="0"/>
@@ -5825,6 +5829,7 @@
           </ns0:tcPr>
           <ns0:p ns2:paraId="536ED680" ns2:textId="77777777" ns0:rsidR="00AC32A3" ns0:rsidRPr="004C3CB1" ns0:rsidRDefault="00925F2E" ns0:rsidP="00AA3A7E">
             <ns0:pPr>
+              <ns0:jc ns0:val="left"/>
               <ns0:autoSpaceDE ns0:val="0"/>
               <ns0:autoSpaceDN ns0:val="0"/>
               <ns0:adjustRightInd ns0:val="0"/>
@@ -5867,6 +5872,7 @@
           </ns0:tcPr>
           <ns0:p ns2:paraId="38DF3E80" ns2:textId="77777777" ns0:rsidR="00AC32A3" ns0:rsidRPr="004C3CB1" ns0:rsidRDefault="00925F2E" ns0:rsidP="00AA3A7E">
             <ns0:pPr>
+              <ns0:jc ns0:val="left"/>
               <ns0:autoSpaceDE ns0:val="0"/>
               <ns0:autoSpaceDN ns0:val="0"/>
               <ns0:adjustRightInd ns0:val="0"/>
@@ -5914,6 +5920,7 @@
           </ns0:tcPr>
           <ns0:p ns2:paraId="676D7396" ns2:textId="77777777" ns0:rsidR="00AC32A3" ns0:rsidRPr="004C3CB1" ns0:rsidRDefault="00AC32A3" ns0:rsidP="00AA3A7E">
             <ns0:pPr>
+              <ns0:jc ns0:val="left"/>
               <ns0:autoSpaceDE ns0:val="0"/>
               <ns0:autoSpaceDN ns0:val="0"/>
               <ns0:adjustRightInd ns0:val="0"/>
@@ -5981,6 +5988,7 @@
           </ns0:tcPr>
           <ns0:p ns2:paraId="3ECE22EA" ns2:textId="77777777" ns0:rsidR="00AC32A3" ns0:rsidRPr="004C3CB1" ns0:rsidRDefault="00925F2E" ns0:rsidP="00AA3A7E">
             <ns0:pPr>
+              <ns0:jc ns0:val="left"/>
               <ns0:autoSpaceDE ns0:val="0"/>
               <ns0:autoSpaceDN ns0:val="0"/>
               <ns0:adjustRightInd ns0:val="0"/>
@@ -6033,6 +6041,7 @@
           </ns0:tcPr>
           <ns0:p ns2:paraId="051E2DFF" ns2:textId="77777777" ns0:rsidR="00AC32A3" ns0:rsidRPr="004C3CB1" ns0:rsidRDefault="00AC32A3" ns0:rsidP="00AA3A7E">
             <ns0:pPr>
+              <ns0:jc ns0:val="left"/>
               <ns0:autoSpaceDE ns0:val="0"/>
               <ns0:autoSpaceDN ns0:val="0"/>
               <ns0:adjustRightInd ns0:val="0"/>
@@ -6099,6 +6108,7 @@
           </ns0:tcPr>
           <ns0:p ns2:paraId="127D8DFF" ns2:textId="77777777" ns0:rsidR="00AC32A3" ns0:rsidRPr="004C3CB1" ns0:rsidRDefault="00925F2E" ns0:rsidP="00AA3A7E">
             <ns0:pPr>
+              <ns0:jc ns0:val="left"/>
               <ns0:autoSpaceDE ns0:val="0"/>
               <ns0:autoSpaceDN ns0:val="0"/>
               <ns0:adjustRightInd ns0:val="0"/>
@@ -6133,6 +6143,7 @@
           </ns0:tcPr>
           <ns0:p ns2:paraId="75BD3B63" ns2:textId="77777777" ns0:rsidR="00AC32A3" ns0:rsidRPr="004C3CB1" ns0:rsidRDefault="00AC32A3" ns0:rsidP="00AA3A7E">
             <ns0:pPr>
+              <ns0:jc ns0:val="left"/>
               <ns0:autoSpaceDE ns0:val="0"/>
               <ns0:autoSpaceDN ns0:val="0"/>
               <ns0:adjustRightInd ns0:val="0"/>
@@ -6201,6 +6212,7 @@
           </ns0:tcPr>
           <ns0:p ns2:paraId="5FCFD4AD" ns2:textId="77777777" ns0:rsidR="00AC32A3" ns0:rsidRPr="004C3CB1" ns0:rsidRDefault="00925F2E" ns0:rsidP="00AA3A7E">
             <ns0:pPr>
+              <ns0:jc ns0:val="left"/>
               <ns0:autoSpaceDE ns0:val="0"/>
               <ns0:autoSpaceDN ns0:val="0"/>
               <ns0:adjustRightInd ns0:val="0"/>
@@ -6253,6 +6265,7 @@
           </ns0:tcPr>
           <ns0:p ns2:paraId="431EEB95" ns2:textId="77777777" ns0:rsidR="00AC32A3" ns0:rsidRPr="004C3CB1" ns0:rsidRDefault="00AC32A3" ns0:rsidP="00AA3A7E">
             <ns0:pPr>
+              <ns0:jc ns0:val="left"/>
               <ns0:autoSpaceDE ns0:val="0"/>
               <ns0:autoSpaceDN ns0:val="0"/>
               <ns0:adjustRightInd ns0:val="0"/>
@@ -6329,6 +6342,7 @@
           </ns0:tcPr>
           <ns0:p ns2:paraId="2B0E3A0E" ns2:textId="77777777" ns0:rsidR="00AC32A3" ns0:rsidRPr="004C3CB1" ns0:rsidRDefault="00AC32A3" ns0:rsidP="00AA3A7E">
             <ns0:pPr>
+              <ns0:jc ns0:val="left"/>
               <ns0:autoSpaceDE ns0:val="0"/>
               <ns0:autoSpaceDN ns0:val="0"/>
               <ns0:adjustRightInd ns0:val="0"/>
@@ -6354,6 +6368,7 @@
           </ns0:tcPr>
           <ns0:p ns2:paraId="5BD5EB5F" ns2:textId="77777777" ns0:rsidR="00AC32A3" ns0:rsidRPr="004C3CB1" ns0:rsidRDefault="00AC32A3" ns0:rsidP="00AA3A7E">
             <ns0:pPr>
+              <ns0:jc ns0:val="left"/>
               <ns0:autoSpaceDE ns0:val="0"/>
               <ns0:autoSpaceDN ns0:val="0"/>
               <ns0:adjustRightInd ns0:val="0"/>
@@ -6422,6 +6437,7 @@
           </ns0:tcPr>
           <ns0:p ns2:paraId="1BE4A717" ns2:textId="77777777" ns0:rsidR="00AC32A3" ns0:rsidRPr="004C3CB1" ns0:rsidRDefault="00AC32A3" ns0:rsidP="00AA3A7E">
             <ns0:pPr>
+              <ns0:jc ns0:val="left"/>
               <ns0:autoSpaceDE ns0:val="0"/>
               <ns0:autoSpaceDN ns0:val="0"/>
               <ns0:adjustRightInd ns0:val="0"/>
@@ -6447,6 +6463,7 @@
           </ns0:tcPr>
           <ns0:p ns2:paraId="2DEACE5C" ns2:textId="77777777" ns0:rsidR="00AC32A3" ns0:rsidRPr="004C3CB1" ns0:rsidRDefault="00AC32A3" ns0:rsidP="00AA3A7E">
             <ns0:pPr>
+              <ns0:jc ns0:val="left"/>
               <ns0:autoSpaceDE ns0:val="0"/>
               <ns0:autoSpaceDN ns0:val="0"/>
               <ns0:adjustRightInd ns0:val="0"/>
@@ -6551,6 +6568,7 @@
           </ns0:tcPr>
           <ns0:p ns2:paraId="3972BC6B" ns2:textId="77777777" ns0:rsidR="00AC32A3" ns0:rsidRPr="004C3CB1" ns0:rsidRDefault="00AC32A3" ns0:rsidP="00AA3A7E">
             <ns0:pPr>
+              <ns0:jc ns0:val="left"/>
               <ns0:autoSpaceDE ns0:val="0"/>
               <ns0:autoSpaceDN ns0:val="0"/>
               <ns0:adjustRightInd ns0:val="0"/>
@@ -6577,6 +6595,7 @@
           </ns0:tcPr>
           <ns0:p ns2:paraId="01B324AD" ns2:textId="77777777" ns0:rsidR="00AC32A3" ns0:rsidRPr="004C3CB1" ns0:rsidRDefault="00925F2E" ns0:rsidP="00AA3A7E">
             <ns0:pPr>
+              <ns0:jc ns0:val="left"/>
               <ns0:autoSpaceDE ns0:val="0"/>
               <ns0:autoSpaceDN ns0:val="0"/>
               <ns0:adjustRightInd ns0:val="0"/>
@@ -6653,6 +6672,7 @@
           </ns0:tcPr>
           <ns0:p ns2:paraId="293B70FD" ns2:textId="77777777" ns0:rsidR="00AC32A3" ns0:rsidRPr="004C3CB1" ns0:rsidRDefault="00AC32A3" ns0:rsidP="00AA3A7E">
             <ns0:pPr>
+              <ns0:jc ns0:val="left"/>
               <ns0:autoSpaceDE ns0:val="0"/>
               <ns0:autoSpaceDN ns0:val="0"/>
               <ns0:adjustRightInd ns0:val="0"/>
@@ -6678,6 +6698,7 @@
           </ns0:tcPr>
           <ns0:p ns2:paraId="686A6822" ns2:textId="77777777" ns0:rsidR="00AC32A3" ns0:rsidRPr="004C3CB1" ns0:rsidRDefault="00925F2E" ns0:rsidP="00AA3A7E">
             <ns0:pPr>
+              <ns0:jc ns0:val="left"/>
               <ns0:autoSpaceDE ns0:val="0"/>
               <ns0:autoSpaceDN ns0:val="0"/>
               <ns0:adjustRightInd ns0:val="0"/>
@@ -6755,6 +6776,7 @@
           </ns0:tcPr>
           <ns0:p ns2:paraId="72BAEEEB" ns2:textId="77777777" ns0:rsidR="00AC32A3" ns0:rsidRPr="004C3CB1" ns0:rsidRDefault="00AC32A3" ns0:rsidP="00AA3A7E">
             <ns0:pPr>
+              <ns0:jc ns0:val="left"/>
               <ns0:autoSpaceDE ns0:val="0"/>
               <ns0:autoSpaceDN ns0:val="0"/>
               <ns0:adjustRightInd ns0:val="0"/>
@@ -6781,6 +6803,7 @@
           </ns0:tcPr>
           <ns0:p ns2:paraId="086CA842" ns2:textId="77777777" ns0:rsidR="00AC32A3" ns0:rsidRPr="004C3CB1" ns0:rsidRDefault="00AC32A3" ns0:rsidP="00AA3A7E">
             <ns0:pPr>
+              <ns0:jc ns0:val="left"/>
               <ns0:autoSpaceDE ns0:val="0"/>
               <ns0:autoSpaceDN ns0:val="0"/>
               <ns0:adjustRightInd ns0:val="0"/>
@@ -6847,6 +6870,7 @@
           </ns0:tcPr>
           <ns0:p ns2:paraId="71E63912" ns2:textId="77777777" ns0:rsidR="00AC32A3" ns0:rsidRPr="004C3CB1" ns0:rsidRDefault="00AC32A3" ns0:rsidP="00AA3A7E">
             <ns0:pPr>
+              <ns0:jc ns0:val="left"/>
               <ns0:autoSpaceDE ns0:val="0"/>
               <ns0:autoSpaceDN ns0:val="0"/>
               <ns0:adjustRightInd ns0:val="0"/>
@@ -6903,6 +6927,7 @@
           </ns0:tcPr>
           <ns0:p ns2:paraId="685E6A65" ns2:textId="77777777" ns0:rsidR="00AC32A3" ns0:rsidRPr="004C3CB1" ns0:rsidRDefault="00925F2E" ns0:rsidP="00AA3A7E">
             <ns0:pPr>
+              <ns0:jc ns0:val="left"/>
               <ns0:autoSpaceDE ns0:val="0"/>
               <ns0:autoSpaceDN ns0:val="0"/>
               <ns0:adjustRightInd ns0:val="0"/>
@@ -6938,6 +6963,7 @@
           </ns0:tcPr>
           <ns0:p ns2:paraId="09248C05" ns2:textId="77777777" ns0:rsidR="00AC32A3" ns0:rsidRPr="004C3CB1" ns0:rsidRDefault="00AC32A3" ns0:rsidP="00AA3A7E">
             <ns0:pPr>
+              <ns0:jc ns0:val="left"/>
               <ns0:autoSpaceDE ns0:val="0"/>
               <ns0:autoSpaceDN ns0:val="0"/>
               <ns0:adjustRightInd ns0:val="0"/>
@@ -6963,6 +6989,7 @@
           </ns0:tcPr>
           <ns0:p ns2:paraId="5A1C61CC" ns2:textId="77777777" ns0:rsidR="00AC32A3" ns0:rsidRPr="004C3CB1" ns0:rsidRDefault="00925F2E" ns0:rsidP="00AA3A7E">
             <ns0:pPr>
+              <ns0:jc ns0:val="left"/>
               <ns0:autoSpaceDE ns0:val="0"/>
               <ns0:autoSpaceDN ns0:val="0"/>
               <ns0:adjustRightInd ns0:val="0"/>
@@ -7002,6 +7029,7 @@
           </ns0:tcPr>
           <ns0:p ns2:paraId="027E58C2" ns2:textId="77777777" ns0:rsidR="00AC32A3" ns0:rsidRPr="004C3CB1" ns0:rsidRDefault="00925F2E" ns0:rsidP="00AA3A7E">
             <ns0:pPr>
+              <ns0:jc ns0:val="left"/>
               <ns0:autoSpaceDE ns0:val="0"/>
               <ns0:autoSpaceDN ns0:val="0"/>
               <ns0:adjustRightInd ns0:val="0"/>
@@ -7037,6 +7065,7 @@
           </ns0:tcPr>
           <ns0:p ns2:paraId="441FC226" ns2:textId="77777777" ns0:rsidR="00AC32A3" ns0:rsidRPr="004C3CB1" ns0:rsidRDefault="00AC32A3" ns0:rsidP="00AA3A7E">
             <ns0:pPr>
+              <ns0:jc ns0:val="left"/>
               <ns0:autoSpaceDE ns0:val="0"/>
               <ns0:autoSpaceDN ns0:val="0"/>
               <ns0:adjustRightInd ns0:val="0"/>
@@ -7062,6 +7091,7 @@
           </ns0:tcPr>
           <ns0:p ns2:paraId="11680413" ns2:textId="77777777" ns0:rsidR="00AC32A3" ns0:rsidRPr="004C3CB1" ns0:rsidRDefault="00925F2E" ns0:rsidP="00AA3A7E">
             <ns0:pPr>
+              <ns0:jc ns0:val="left"/>
               <ns0:autoSpaceDE ns0:val="0"/>
               <ns0:autoSpaceDN ns0:val="0"/>
               <ns0:adjustRightInd ns0:val="0"/>
@@ -7101,6 +7131,7 @@
           </ns0:tcPr>
           <ns0:p ns2:paraId="33729505" ns2:textId="77777777" ns0:rsidR="00AC32A3" ns0:rsidRPr="004C3CB1" ns0:rsidRDefault="00AC32A3" ns0:rsidP="00AA3A7E">
             <ns0:pPr>
+              <ns0:jc ns0:val="left"/>
               <ns0:autoSpaceDE ns0:val="0"/>
               <ns0:autoSpaceDN ns0:val="0"/>
               <ns0:adjustRightInd ns0:val="0"/>
@@ -7127,6 +7158,7 @@
           </ns0:tcPr>
           <ns0:p ns2:paraId="4DCBA7FF" ns2:textId="77777777" ns0:rsidR="00AC32A3" ns0:rsidRPr="004C3CB1" ns0:rsidRDefault="00AC32A3" ns0:rsidP="00AA3A7E">
             <ns0:pPr>
+              <ns0:jc ns0:val="left"/>
               <ns0:autoSpaceDE ns0:val="0"/>
               <ns0:autoSpaceDN ns0:val="0"/>
               <ns0:adjustRightInd ns0:val="0"/>
@@ -7152,6 +7184,7 @@
           </ns0:tcPr>
           <ns0:p ns2:paraId="18F8D0E8" ns2:textId="77777777" ns0:rsidR="00AC32A3" ns0:rsidRPr="004C3CB1" ns0:rsidRDefault="00AC32A3" ns0:rsidP="00AA3A7E">
             <ns0:pPr>
+              <ns0:jc ns0:val="left"/>
               <ns0:autoSpaceDE ns0:val="0"/>
               <ns0:autoSpaceDN ns0:val="0"/>
               <ns0:adjustRightInd ns0:val="0"/>
@@ -7165,6 +7198,7 @@
           </ns0:p>
           <ns0:p ns2:paraId="1C732402" ns2:textId="77777777" ns0:rsidR="00AC32A3" ns0:rsidRPr="004C3CB1" ns0:rsidRDefault="00AC32A3" ns0:rsidP="00AA3A7E">
             <ns0:pPr>
+              <ns0:jc ns0:val="left"/>
               <ns0:autoSpaceDE ns0:val="0"/>
               <ns0:autoSpaceDN ns0:val="0"/>
               <ns0:adjustRightInd ns0:val="0"/>
@@ -7220,6 +7254,7 @@
           </ns0:p>
           <ns0:p ns2:paraId="1AC40ED6" ns2:textId="77777777" ns0:rsidR="00AC32A3" ns0:rsidRPr="004C3CB1" ns0:rsidRDefault="00AC32A3" ns0:rsidP="00AA3A7E">
             <ns0:pPr>
+              <ns0:jc ns0:val="left"/>
               <ns0:autoSpaceDE ns0:val="0"/>
               <ns0:autoSpaceDN ns0:val="0"/>
               <ns0:adjustRightInd ns0:val="0"/>
@@ -7234,6 +7269,7 @@
           </ns0:p>
           <ns0:p ns2:paraId="6E79DC31" ns2:textId="77777777" ns0:rsidR="00AC32A3" ns0:rsidRPr="004C3CB1" ns0:rsidRDefault="00925F2E" ns0:rsidP="00AA3A7E">
             <ns0:pPr>
+              <ns0:jc ns0:val="left"/>
               <ns0:autoSpaceDE ns0:val="0"/>
               <ns0:autoSpaceDN ns0:val="0"/>
               <ns0:adjustRightInd ns0:val="0"/>
@@ -7278,6 +7314,7 @@
           </ns0:tcPr>
           <ns0:p ns2:paraId="54012355" ns2:textId="77777777" ns0:rsidR="00AC32A3" ns0:rsidRPr="004C3CB1" ns0:rsidRDefault="00AC32A3" ns0:rsidP="00AA3A7E">
             <ns0:pPr>
+              <ns0:jc ns0:val="left"/>
               <ns0:autoSpaceDE ns0:val="0"/>
               <ns0:autoSpaceDN ns0:val="0"/>
               <ns0:adjustRightInd ns0:val="0"/>
@@ -7343,6 +7380,7 @@
           </ns0:p>
           <ns0:p ns2:paraId="6075291A" ns2:textId="77777777" ns0:rsidR="00AC32A3" ns0:rsidRPr="004C3CB1" ns0:rsidRDefault="00925F2E" ns0:rsidP="00AA3A7E">
             <ns0:pPr>
+              <ns0:jc ns0:val="left"/>
               <ns0:autoSpaceDE ns0:val="0"/>
               <ns0:autoSpaceDN ns0:val="0"/>
               <ns0:adjustRightInd ns0:val="0"/>
